--- a/policies/build/masters/MOM.2_v2_master.docx
+++ b/policies/build/masters/MOM.2_v2_master.docx
@@ -11,40 +11,25 @@
         <w:rPr>
           <w:b/>
           <w:bCs/>
+          <w:sz w:val="28"/>
+          <w:szCs w:val="28"/>
+        </w:rPr>
+        <w:t>Policy on Medications Are Stored Appropriately and Are Available Where Required</w:t>
+      </w:r>
+    </w:p>
+    <w:p>
+      <w:pPr>
+        <w:spacing w:after="60"/>
+        <w:jc w:val="center"/>
+      </w:pPr>
+      <w:r>
+        <w:rPr>
+          <w:b/>
+          <w:bCs/>
           <w:sz w:val="32"/>
           <w:szCs w:val="32"/>
         </w:rPr>
         <w:t xml:space="preserve">«Hospital Name»</w:t>
-      </w:r>
-    </w:p>
-    <w:p>
-      <w:pPr>
-        <w:spacing w:after="60"/>
-        <w:jc w:val="center"/>
-      </w:pPr>
-      <w:r>
-        <w:rPr>
-          <w:b/>
-          <w:bCs/>
-          <w:sz w:val="28"/>
-          <w:szCs w:val="28"/>
-        </w:rPr>
-        <w:t xml:space="preserve">Medications Are Stored Appropriately and Are Available Where Required</w:t>
-      </w:r>
-    </w:p>
-    <w:p>
-      <w:pPr>
-        <w:spacing w:after="240"/>
-        <w:jc w:val="center"/>
-      </w:pPr>
-      <w:r>
-        <w:rPr>
-          <w:i/>
-          <w:iCs/>
-          <w:sz w:val="20"/>
-          <w:szCs w:val="20"/>
-        </w:rPr>
-        <w:t xml:space="preserve">Safe storage, high-risk safeguards and emergency medication availability.</w:t>
       </w:r>
     </w:p>
     <w:p>
@@ -2472,173 +2457,6 @@
         <w:t xml:space="preserve">The Nursing Superintendent holds signed acknowledgements with the induction record.</w:t>
       </w:r>
     </w:p>
-    <w:p>
-      <w:pPr>
-        <w:pStyle w:val="Heading1"/>
-        <w:spacing w:after="120" w:before="280"/>
-      </w:pPr>
-      <w:r>
-        <w:t xml:space="preserve">10. References</w:t>
-      </w:r>
-    </w:p>
-    <w:p>
-      <w:pPr>
-        <w:pStyle w:val="ListParagraph"/>
-        <w:numPr>
-          <w:ilvl w:val="0"/>
-          <w:numId w:val="1"/>
-        </w:numPr>
-        <w:spacing w:after="60"/>
-      </w:pPr>
-      <w:r>
-        <w:rPr>
-          <w:sz w:val="22"/>
-          <w:szCs w:val="22"/>
-        </w:rPr>
-        <w:t xml:space="preserve">National Accreditation Board for Hospitals and Healthcare Providers (NABH), Standards for Small Healthcare Organisations, 3rd Edition — Management of Medication chapter, standard MOM.2.</w:t>
-      </w:r>
-    </w:p>
-    <w:p>
-      <w:pPr>
-        <w:pStyle w:val="ListParagraph"/>
-        <w:numPr>
-          <w:ilvl w:val="0"/>
-          <w:numId w:val="1"/>
-        </w:numPr>
-        <w:spacing w:after="60"/>
-      </w:pPr>
-      <w:r>
-        <w:rPr>
-          <w:sz w:val="22"/>
-          <w:szCs w:val="22"/>
-        </w:rPr>
-        <w:t xml:space="preserve">Drugs and Cosmetics Act, 1940 and the Drugs and Cosmetics Rules, 1945 — labelling, storage and expiry requirements.</w:t>
-      </w:r>
-    </w:p>
-    <w:p>
-      <w:pPr>
-        <w:pStyle w:val="ListParagraph"/>
-        <w:numPr>
-          <w:ilvl w:val="0"/>
-          <w:numId w:val="1"/>
-        </w:numPr>
-        <w:spacing w:after="60"/>
-      </w:pPr>
-      <w:r>
-        <w:rPr>
-          <w:sz w:val="22"/>
-          <w:szCs w:val="22"/>
-        </w:rPr>
-        <w:t xml:space="preserve">Internal documents of «Hospital Name»: formulary; high-risk medication list; LASA list; emergency medication list and layout diagram; temperature logs; inventory registers.</w:t>
-      </w:r>
-    </w:p>
-    <w:p>
-      <w:pPr>
-        <w:pStyle w:val="Heading1"/>
-        <w:spacing w:after="120" w:before="280"/>
-      </w:pPr>
-      <w:r>
-        <w:t xml:space="preserve">11. Distribution</w:t>
-      </w:r>
-    </w:p>
-    <w:p>
-      <w:pPr>
-        <w:spacing w:after="140"/>
-      </w:pPr>
-      <w:r>
-        <w:rPr>
-          <w:sz w:val="22"/>
-          <w:szCs w:val="22"/>
-        </w:rPr>
-        <w:t xml:space="preserve">Official master copy: office of the Medical Superintendent, «Hospital Name», with the Pharmacy In-Charge and the Quality Coordinator.</w:t>
-      </w:r>
-    </w:p>
-    <w:p>
-      <w:pPr>
-        <w:spacing w:after="140"/>
-      </w:pPr>
-      <w:r>
-        <w:rPr>
-          <w:sz w:val="22"/>
-          <w:szCs w:val="22"/>
-        </w:rPr>
-        <w:t xml:space="preserve">Copies issued to: pharmacy; every in-patient ward; emergency room; operation theatre; ICU where it exists.</w:t>
-      </w:r>
-    </w:p>
-    <w:p>
-      <w:pPr>
-        <w:spacing w:after="140"/>
-      </w:pPr>
-      <w:r>
-        <w:rPr>
-          <w:sz w:val="22"/>
-          <w:szCs w:val="22"/>
-        </w:rPr>
-        <w:t xml:space="preserve">The current version is available to all staff at the «pharmacy counter policy file» and, if the hospital keeps an intranet, at «staff intranet / policies».</w:t>
-      </w:r>
-    </w:p>
-    <w:p>
-      <w:pPr>
-        <w:spacing w:after="140"/>
-      </w:pPr>
-      <w:r>
-        <w:rPr>
-          <w:sz w:val="22"/>
-          <w:szCs w:val="22"/>
-        </w:rPr>
-        <w:t xml:space="preserve">When a new version is issued, take old copies out of use.</w:t>
-      </w:r>
-    </w:p>
-    <w:p>
-      <w:pPr>
-        <w:pStyle w:val="Heading1"/>
-        <w:spacing w:after="120" w:before="280"/>
-      </w:pPr>
-      <w:r>
-        <w:t xml:space="preserve">12. Abbreviations</w:t>
-      </w:r>
-    </w:p>
-    <w:p>
-      <w:pPr>
-        <w:spacing w:after="140"/>
-      </w:pPr>
-      <w:r>
-        <w:rPr>
-          <w:sz w:val="22"/>
-          <w:szCs w:val="22"/>
-        </w:rPr>
-        <w:t xml:space="preserve">CAPA — corrective and preventive action
-FEFO — first expiry, first out
-LASA — look-alike sound-alike
-MOM — Management of Medication (NABH SHCO chapter 7)
-NABH — National Accreditation Board for Hospitals and Healthcare Providers
-OE — objective element
-SHCO — Standards for Small Healthcare Organisations</w:t>
-      </w:r>
-    </w:p>
-    <w:p>
-      <w:pPr>
-        <w:pStyle w:val="Heading1"/>
-        <w:spacing w:after="120" w:before="280"/>
-      </w:pPr>
-      <w:r>
-        <w:t xml:space="preserve">13. Traceability to NABH SHCO 3rd Edition MOM.2</w:t>
-      </w:r>
-    </w:p>
-    <w:p>
-      <w:pPr>
-        <w:spacing w:after="120"/>
-      </w:pPr>
-      <w:r>
-        <w:rPr>
-          <w:i/>
-          <w:iCs/>
-          <w:sz w:val="20"/>
-          <w:szCs w:val="20"/>
-        </w:rPr>
-        <w:t xml:space="preserve">This table is an index. It is not how the policy is organised.</w:t>
-      </w:r>
-    </w:p>
     <w:tbl>
       <w:tblPr>
         <w:tblW w:type="pct" w:w="100%"/>
@@ -3298,7 +3116,114 @@
         <w:spacing w:after="120" w:before="280"/>
       </w:pPr>
       <w:r>
-        <w:t xml:space="preserve">14. Required Records / Evidence Checklist</w:t>
+        <w:t>10. Distribution</w:t>
+      </w:r>
+    </w:p>
+    <w:p>
+      <w:pPr>
+        <w:spacing w:after="140"/>
+      </w:pPr>
+      <w:r>
+        <w:rPr>
+          <w:sz w:val="22"/>
+          <w:szCs w:val="22"/>
+        </w:rPr>
+        <w:t xml:space="preserve">Official master copy: office of the Medical Superintendent, «Hospital Name», with the Pharmacy In-Charge and the Quality Coordinator.</w:t>
+      </w:r>
+    </w:p>
+    <w:p>
+      <w:pPr>
+        <w:spacing w:after="140"/>
+      </w:pPr>
+      <w:r>
+        <w:rPr>
+          <w:sz w:val="22"/>
+          <w:szCs w:val="22"/>
+        </w:rPr>
+        <w:t xml:space="preserve">Copies issued to: pharmacy; every in-patient ward; emergency room; operation theatre; ICU where it exists.</w:t>
+      </w:r>
+    </w:p>
+    <w:p>
+      <w:pPr>
+        <w:spacing w:after="140"/>
+      </w:pPr>
+      <w:r>
+        <w:rPr>
+          <w:sz w:val="22"/>
+          <w:szCs w:val="22"/>
+        </w:rPr>
+        <w:t xml:space="preserve">The current version is available to all staff at the «pharmacy counter policy file» and, if the hospital keeps an intranet, at «staff intranet / policies».</w:t>
+      </w:r>
+    </w:p>
+    <w:p>
+      <w:pPr>
+        <w:spacing w:after="140"/>
+      </w:pPr>
+      <w:r>
+        <w:rPr>
+          <w:sz w:val="22"/>
+          <w:szCs w:val="22"/>
+        </w:rPr>
+        <w:t xml:space="preserve">When a new version is issued, take old copies out of use.</w:t>
+      </w:r>
+    </w:p>
+    <w:p>
+      <w:pPr>
+        <w:pStyle w:val="Heading1"/>
+        <w:spacing w:after="120" w:before="280"/>
+      </w:pPr>
+      <w:r>
+        <w:t>11. Abbreviations</w:t>
+      </w:r>
+    </w:p>
+    <w:p>
+      <w:pPr>
+        <w:spacing w:after="140"/>
+      </w:pPr>
+      <w:r>
+        <w:rPr>
+          <w:sz w:val="22"/>
+          <w:szCs w:val="22"/>
+        </w:rPr>
+        <w:t xml:space="preserve">CAPA — corrective and preventive action
+FEFO — first expiry, first out
+LASA — look-alike sound-alike
+MOM — Management of Medication (NABH SHCO chapter 7)
+NABH — National Accreditation Board for Hospitals and Healthcare Providers
+OE — objective element
+SHCO — Standards for Small Healthcare Organisations</w:t>
+      </w:r>
+    </w:p>
+    <w:p>
+      <w:pPr>
+        <w:pStyle w:val="Heading1"/>
+        <w:spacing w:after="120" w:before="280"/>
+      </w:pPr>
+      <w:r>
+        <w:t>12. Traceability to NABH SHCO 3rd Edition MOM.2</w:t>
+      </w:r>
+    </w:p>
+    <w:p>
+      <w:pPr>
+        <w:spacing w:after="120"/>
+      </w:pPr>
+      <w:r>
+        <w:rPr>
+          <w:i/>
+          <w:iCs/>
+          <w:sz w:val="20"/>
+          <w:szCs w:val="20"/>
+        </w:rPr>
+        <w:t xml:space="preserve">This table is an index. It is not how the policy is organised.</w:t>
+      </w:r>
+    </w:p>
+    <w:p>
+      <w:pPr>
+        <w:pStyle w:val="Heading1"/>
+        <w:spacing w:after="120" w:before="280"/>
+      </w:pPr>
+      <w:r>
+        <w:t>13. Required Records / Evidence Checklist</w:t>
       </w:r>
     </w:p>
     <w:p>
@@ -3690,6 +3615,66 @@
           <w:szCs w:val="22"/>
         </w:rPr>
         <w:t xml:space="preserve">Incident reports when replenishment exceeded the time limit.</w:t>
+      </w:r>
+    </w:p>
+    <w:p>
+      <w:pPr>
+        <w:pStyle w:val="Heading1"/>
+        <w:spacing w:after="120" w:before="280"/>
+      </w:pPr>
+      <w:r>
+        <w:t>14. References</w:t>
+      </w:r>
+    </w:p>
+    <w:p>
+      <w:pPr>
+        <w:pStyle w:val="ListParagraph"/>
+        <w:numPr>
+          <w:ilvl w:val="0"/>
+          <w:numId w:val="1"/>
+        </w:numPr>
+        <w:spacing w:after="60"/>
+      </w:pPr>
+      <w:r>
+        <w:rPr>
+          <w:sz w:val="22"/>
+          <w:szCs w:val="22"/>
+        </w:rPr>
+        <w:t xml:space="preserve">National Accreditation Board for Hospitals and Healthcare Providers (NABH), Standards for Small Healthcare Organisations, 3rd Edition — Management of Medication chapter, standard MOM.2.</w:t>
+      </w:r>
+    </w:p>
+    <w:p>
+      <w:pPr>
+        <w:pStyle w:val="ListParagraph"/>
+        <w:numPr>
+          <w:ilvl w:val="0"/>
+          <w:numId w:val="1"/>
+        </w:numPr>
+        <w:spacing w:after="60"/>
+      </w:pPr>
+      <w:r>
+        <w:rPr>
+          <w:sz w:val="22"/>
+          <w:szCs w:val="22"/>
+        </w:rPr>
+        <w:t xml:space="preserve">Drugs and Cosmetics Act, 1940 and the Drugs and Cosmetics Rules, 1945 — labelling, storage and expiry requirements.</w:t>
+      </w:r>
+    </w:p>
+    <w:p>
+      <w:pPr>
+        <w:pStyle w:val="ListParagraph"/>
+        <w:numPr>
+          <w:ilvl w:val="0"/>
+          <w:numId w:val="1"/>
+        </w:numPr>
+        <w:spacing w:after="60"/>
+      </w:pPr>
+      <w:r>
+        <w:rPr>
+          <w:sz w:val="22"/>
+          <w:szCs w:val="22"/>
+        </w:rPr>
+        <w:t xml:space="preserve">Internal documents of «Hospital Name»: formulary; high-risk medication list; LASA list; emergency medication list and layout diagram; temperature logs; inventory registers.</w:t>
       </w:r>
     </w:p>
     <w:p>
@@ -3814,7 +3799,7 @@
         <w:sz w:val="16"/>
         <w:szCs w:val="16"/>
       </w:rPr>
-      <w:t xml:space="preserve">«Hospital Name»  |  MOM/POL/02  |  Controlled document  |  Medications Are Stored Appropriately and Are Available Where Required</w:t>
+      <w:t>«Hospital Name»  |  MOM/POL/02  |  Controlled document  |  Policy on Medications Are Stored Appropriately and Are Available Where Required</w:t>
     </w:r>
   </w:p>
 </w:ftr>

--- a/policies/build/masters/MOM.2_v2_master.docx
+++ b/policies/build/masters/MOM.2_v2_master.docx
@@ -1638,7 +1638,7 @@
           <w:sz w:val="22"/>
           <w:szCs w:val="22"/>
         </w:rPr>
-        <w:t xml:space="preserve">Root-cause analysis is required when the same storage lapse recurs within six months.</w:t>
+        <w:t>Root-cause analysis is required when the same storage lapse recurs; the organisation's defined recurrence threshold applies, as documented in the hospital's Root Cause Analysis procedure.</w:t>
       </w:r>
     </w:p>
     <w:p>

--- a/policies/build/masters/MOM.2_v2_master.docx
+++ b/policies/build/masters/MOM.2_v2_master.docx
@@ -2474,6 +2474,7 @@
         <w:gridCol w:w="100"/>
         <w:gridCol w:w="100"/>
         <w:gridCol w:w="100"/>
+        <w:gridCol w:w="100"/>
       </w:tblGrid>
       <w:tr>
         <w:tc>
@@ -2501,6 +2502,26 @@
         </w:tc>
         <w:tc>
           <w:tcPr>
+            <w:tcW w:type="pct" w:w="12%"/>
+            <w:tcBorders>
+              <w:top w:val="single" w:color="999999" w:sz="4"/>
+              <w:left w:val="single" w:color="999999" w:sz="4"/>
+              <w:bottom w:val="single" w:color="999999" w:sz="4"/>
+              <w:right w:val="single" w:color="999999" w:sz="4"/>
+            </w:tcBorders>
+            <w:shd w:fill="E8E8E8" w:val="clear"/>
+          </w:tcPr>
+          <w:p>
+            <w:r>
+              <w:rPr>
+                <w:b/>
+              </w:rPr>
+              <w:t>Level</w:t>
+            </w:r>
+          </w:p>
+        </w:tc>
+        <w:tc>
+          <w:tcPr>
             <w:tcW w:type="pct" w:w="32%"/>
             <w:tcBorders>
               <w:top w:val="single" w:color="999999" w:sz="4"/>
@@ -2594,6 +2615,22 @@
         </w:tc>
         <w:tc>
           <w:tcPr>
+            <w:tcW w:type="pct" w:w="12%"/>
+            <w:tcBorders>
+              <w:top w:val="single" w:color="999999" w:sz="4"/>
+              <w:left w:val="single" w:color="999999" w:sz="4"/>
+              <w:bottom w:val="single" w:color="999999" w:sz="4"/>
+              <w:right w:val="single" w:color="999999" w:sz="4"/>
+            </w:tcBorders>
+          </w:tcPr>
+          <w:p>
+            <w:r>
+              <w:t>CORE</w:t>
+            </w:r>
+          </w:p>
+        </w:tc>
+        <w:tc>
+          <w:tcPr>
             <w:tcW w:type="pct" w:w="32%"/>
             <w:tcBorders>
               <w:top w:val="single" w:color="999999" w:sz="4"/>
@@ -2684,6 +2721,22 @@
         </w:tc>
         <w:tc>
           <w:tcPr>
+            <w:tcW w:type="pct" w:w="12%"/>
+            <w:tcBorders>
+              <w:top w:val="single" w:color="999999" w:sz="4"/>
+              <w:left w:val="single" w:color="999999" w:sz="4"/>
+              <w:bottom w:val="single" w:color="999999" w:sz="4"/>
+              <w:right w:val="single" w:color="999999" w:sz="4"/>
+            </w:tcBorders>
+          </w:tcPr>
+          <w:p>
+            <w:r>
+              <w:t>Commitment</w:t>
+            </w:r>
+          </w:p>
+        </w:tc>
+        <w:tc>
+          <w:tcPr>
             <w:tcW w:type="pct" w:w="32%"/>
             <w:tcBorders>
               <w:top w:val="single" w:color="999999" w:sz="4"/>
@@ -2774,6 +2827,22 @@
         </w:tc>
         <w:tc>
           <w:tcPr>
+            <w:tcW w:type="pct" w:w="12%"/>
+            <w:tcBorders>
+              <w:top w:val="single" w:color="999999" w:sz="4"/>
+              <w:left w:val="single" w:color="999999" w:sz="4"/>
+              <w:bottom w:val="single" w:color="999999" w:sz="4"/>
+              <w:right w:val="single" w:color="999999" w:sz="4"/>
+            </w:tcBorders>
+          </w:tcPr>
+          <w:p>
+            <w:r>
+              <w:t>CORE*</w:t>
+            </w:r>
+          </w:p>
+        </w:tc>
+        <w:tc>
+          <w:tcPr>
             <w:tcW w:type="pct" w:w="32%"/>
             <w:tcBorders>
               <w:top w:val="single" w:color="999999" w:sz="4"/>
@@ -2864,6 +2933,22 @@
         </w:tc>
         <w:tc>
           <w:tcPr>
+            <w:tcW w:type="pct" w:w="12%"/>
+            <w:tcBorders>
+              <w:top w:val="single" w:color="999999" w:sz="4"/>
+              <w:left w:val="single" w:color="999999" w:sz="4"/>
+              <w:bottom w:val="single" w:color="999999" w:sz="4"/>
+              <w:right w:val="single" w:color="999999" w:sz="4"/>
+            </w:tcBorders>
+          </w:tcPr>
+          <w:p>
+            <w:r>
+              <w:t>Achievement</w:t>
+            </w:r>
+          </w:p>
+        </w:tc>
+        <w:tc>
+          <w:tcPr>
             <w:tcW w:type="pct" w:w="32%"/>
             <w:tcBorders>
               <w:top w:val="single" w:color="999999" w:sz="4"/>
@@ -2954,6 +3039,22 @@
         </w:tc>
         <w:tc>
           <w:tcPr>
+            <w:tcW w:type="pct" w:w="12%"/>
+            <w:tcBorders>
+              <w:top w:val="single" w:color="999999" w:sz="4"/>
+              <w:left w:val="single" w:color="999999" w:sz="4"/>
+              <w:bottom w:val="single" w:color="999999" w:sz="4"/>
+              <w:right w:val="single" w:color="999999" w:sz="4"/>
+            </w:tcBorders>
+          </w:tcPr>
+          <w:p>
+            <w:r>
+              <w:t>Commitment*</w:t>
+            </w:r>
+          </w:p>
+        </w:tc>
+        <w:tc>
+          <w:tcPr>
             <w:tcW w:type="pct" w:w="32%"/>
             <w:tcBorders>
               <w:top w:val="single" w:color="999999" w:sz="4"/>
@@ -3044,6 +3145,22 @@
         </w:tc>
         <w:tc>
           <w:tcPr>
+            <w:tcW w:type="pct" w:w="12%"/>
+            <w:tcBorders>
+              <w:top w:val="single" w:color="999999" w:sz="4"/>
+              <w:left w:val="single" w:color="999999" w:sz="4"/>
+              <w:bottom w:val="single" w:color="999999" w:sz="4"/>
+              <w:right w:val="single" w:color="999999" w:sz="4"/>
+            </w:tcBorders>
+          </w:tcPr>
+          <w:p>
+            <w:r>
+              <w:t>CORE</w:t>
+            </w:r>
+          </w:p>
+        </w:tc>
+        <w:tc>
+          <w:tcPr>
             <w:tcW w:type="pct" w:w="32%"/>
             <w:tcBorders>
               <w:top w:val="single" w:color="999999" w:sz="4"/>
@@ -3176,24 +3293,359 @@
         <w:t>11. Abbreviations</w:t>
       </w:r>
     </w:p>
-    <w:p>
-      <w:pPr>
-        <w:spacing w:after="140"/>
-      </w:pPr>
-      <w:r>
-        <w:rPr>
-          <w:sz w:val="22"/>
-          <w:szCs w:val="22"/>
-        </w:rPr>
-        <w:t xml:space="preserve">CAPA — corrective and preventive action
-FEFO — first expiry, first out
-LASA — look-alike sound-alike
-MOM — Management of Medication (NABH SHCO chapter 7)
-NABH — National Accreditation Board for Hospitals and Healthcare Providers
-OE — objective element
-SHCO — Standards for Small Healthcare Organisations</w:t>
-      </w:r>
-    </w:p>
+    <w:tbl>
+      <w:tblPr>
+        <w:tblW w:type="pct" w:w="100%"/>
+        <w:tblBorders>
+          <w:top w:val="single" w:color="auto" w:sz="4"/>
+          <w:left w:val="single" w:color="auto" w:sz="4"/>
+          <w:bottom w:val="single" w:color="auto" w:sz="4"/>
+          <w:right w:val="single" w:color="auto" w:sz="4"/>
+          <w:insideH w:val="single" w:color="auto" w:sz="4"/>
+          <w:insideV w:val="single" w:color="auto" w:sz="4"/>
+        </w:tblBorders>
+      </w:tblPr>
+      <w:tblGrid>
+        <w:gridCol w:w="100"/>
+        <w:gridCol w:w="100"/>
+      </w:tblGrid>
+      <w:tr>
+        <w:tc>
+          <w:tcPr>
+            <w:tcW w:type="pct" w:w="22%"/>
+            <w:tcBorders>
+              <w:top w:val="single" w:color="999999" w:sz="4"/>
+              <w:left w:val="single" w:color="999999" w:sz="4"/>
+              <w:bottom w:val="single" w:color="999999" w:sz="4"/>
+              <w:right w:val="single" w:color="999999" w:sz="4"/>
+            </w:tcBorders>
+            <w:shd w:fill="E8E8E8" w:val="clear"/>
+          </w:tcPr>
+          <w:p>
+            <w:r>
+              <w:rPr>
+                <w:b/>
+              </w:rPr>
+              <w:t>Abbreviation</w:t>
+            </w:r>
+          </w:p>
+        </w:tc>
+        <w:tc>
+          <w:tcPr>
+            <w:tcW w:type="pct" w:w="22%"/>
+            <w:tcBorders>
+              <w:top w:val="single" w:color="999999" w:sz="4"/>
+              <w:left w:val="single" w:color="999999" w:sz="4"/>
+              <w:bottom w:val="single" w:color="999999" w:sz="4"/>
+              <w:right w:val="single" w:color="999999" w:sz="4"/>
+            </w:tcBorders>
+            <w:shd w:fill="E8E8E8" w:val="clear"/>
+          </w:tcPr>
+          <w:p>
+            <w:r>
+              <w:rPr>
+                <w:b/>
+              </w:rPr>
+              <w:t>Meaning</w:t>
+            </w:r>
+          </w:p>
+        </w:tc>
+      </w:tr>
+      <w:tr>
+        <w:tc>
+          <w:tcPr>
+            <w:tcW w:type="pct" w:w="22%"/>
+            <w:tcBorders>
+              <w:top w:val="single" w:color="999999" w:sz="4"/>
+              <w:left w:val="single" w:color="999999" w:sz="4"/>
+              <w:bottom w:val="single" w:color="999999" w:sz="4"/>
+              <w:right w:val="single" w:color="999999" w:sz="4"/>
+            </w:tcBorders>
+            <w:shd w:fill="E8E8E8" w:val="clear"/>
+          </w:tcPr>
+          <w:p>
+            <w:r>
+              <w:rPr>
+                <w:b w:val="0"/>
+              </w:rPr>
+              <w:t>CAPA</w:t>
+            </w:r>
+          </w:p>
+        </w:tc>
+        <w:tc>
+          <w:tcPr>
+            <w:tcW w:type="pct" w:w="22%"/>
+            <w:tcBorders>
+              <w:top w:val="single" w:color="999999" w:sz="4"/>
+              <w:left w:val="single" w:color="999999" w:sz="4"/>
+              <w:bottom w:val="single" w:color="999999" w:sz="4"/>
+              <w:right w:val="single" w:color="999999" w:sz="4"/>
+            </w:tcBorders>
+            <w:shd w:fill="E8E8E8" w:val="clear"/>
+          </w:tcPr>
+          <w:p>
+            <w:r>
+              <w:rPr>
+                <w:b w:val="0"/>
+              </w:rPr>
+              <w:t>corrective and preventive action</w:t>
+            </w:r>
+          </w:p>
+        </w:tc>
+      </w:tr>
+      <w:tr>
+        <w:tc>
+          <w:tcPr>
+            <w:tcW w:type="pct" w:w="22%"/>
+            <w:tcBorders>
+              <w:top w:val="single" w:color="999999" w:sz="4"/>
+              <w:left w:val="single" w:color="999999" w:sz="4"/>
+              <w:bottom w:val="single" w:color="999999" w:sz="4"/>
+              <w:right w:val="single" w:color="999999" w:sz="4"/>
+            </w:tcBorders>
+            <w:shd w:fill="E8E8E8" w:val="clear"/>
+          </w:tcPr>
+          <w:p>
+            <w:r>
+              <w:rPr>
+                <w:b w:val="0"/>
+              </w:rPr>
+              <w:t>FEFO</w:t>
+            </w:r>
+          </w:p>
+        </w:tc>
+        <w:tc>
+          <w:tcPr>
+            <w:tcW w:type="pct" w:w="22%"/>
+            <w:tcBorders>
+              <w:top w:val="single" w:color="999999" w:sz="4"/>
+              <w:left w:val="single" w:color="999999" w:sz="4"/>
+              <w:bottom w:val="single" w:color="999999" w:sz="4"/>
+              <w:right w:val="single" w:color="999999" w:sz="4"/>
+            </w:tcBorders>
+            <w:shd w:fill="E8E8E8" w:val="clear"/>
+          </w:tcPr>
+          <w:p>
+            <w:r>
+              <w:rPr>
+                <w:b w:val="0"/>
+              </w:rPr>
+              <w:t>first expiry, first out</w:t>
+            </w:r>
+          </w:p>
+        </w:tc>
+      </w:tr>
+      <w:tr>
+        <w:tc>
+          <w:tcPr>
+            <w:tcW w:type="pct" w:w="22%"/>
+            <w:tcBorders>
+              <w:top w:val="single" w:color="999999" w:sz="4"/>
+              <w:left w:val="single" w:color="999999" w:sz="4"/>
+              <w:bottom w:val="single" w:color="999999" w:sz="4"/>
+              <w:right w:val="single" w:color="999999" w:sz="4"/>
+            </w:tcBorders>
+            <w:shd w:fill="E8E8E8" w:val="clear"/>
+          </w:tcPr>
+          <w:p>
+            <w:r>
+              <w:rPr>
+                <w:b w:val="0"/>
+              </w:rPr>
+              <w:t>LASA</w:t>
+            </w:r>
+          </w:p>
+        </w:tc>
+        <w:tc>
+          <w:tcPr>
+            <w:tcW w:type="pct" w:w="22%"/>
+            <w:tcBorders>
+              <w:top w:val="single" w:color="999999" w:sz="4"/>
+              <w:left w:val="single" w:color="999999" w:sz="4"/>
+              <w:bottom w:val="single" w:color="999999" w:sz="4"/>
+              <w:right w:val="single" w:color="999999" w:sz="4"/>
+            </w:tcBorders>
+            <w:shd w:fill="E8E8E8" w:val="clear"/>
+          </w:tcPr>
+          <w:p>
+            <w:r>
+              <w:rPr>
+                <w:b w:val="0"/>
+              </w:rPr>
+              <w:t>look-alike sound-alike</w:t>
+            </w:r>
+          </w:p>
+        </w:tc>
+      </w:tr>
+      <w:tr>
+        <w:tc>
+          <w:tcPr>
+            <w:tcW w:type="pct" w:w="22%"/>
+            <w:tcBorders>
+              <w:top w:val="single" w:color="999999" w:sz="4"/>
+              <w:left w:val="single" w:color="999999" w:sz="4"/>
+              <w:bottom w:val="single" w:color="999999" w:sz="4"/>
+              <w:right w:val="single" w:color="999999" w:sz="4"/>
+            </w:tcBorders>
+            <w:shd w:fill="E8E8E8" w:val="clear"/>
+          </w:tcPr>
+          <w:p>
+            <w:r>
+              <w:rPr>
+                <w:b w:val="0"/>
+              </w:rPr>
+              <w:t>MOM</w:t>
+            </w:r>
+          </w:p>
+        </w:tc>
+        <w:tc>
+          <w:tcPr>
+            <w:tcW w:type="pct" w:w="22%"/>
+            <w:tcBorders>
+              <w:top w:val="single" w:color="999999" w:sz="4"/>
+              <w:left w:val="single" w:color="999999" w:sz="4"/>
+              <w:bottom w:val="single" w:color="999999" w:sz="4"/>
+              <w:right w:val="single" w:color="999999" w:sz="4"/>
+            </w:tcBorders>
+            <w:shd w:fill="E8E8E8" w:val="clear"/>
+          </w:tcPr>
+          <w:p>
+            <w:r>
+              <w:rPr>
+                <w:b w:val="0"/>
+              </w:rPr>
+              <w:t>Management of Medication (NABH SHCO chapter 7)</w:t>
+            </w:r>
+          </w:p>
+        </w:tc>
+      </w:tr>
+      <w:tr>
+        <w:tc>
+          <w:tcPr>
+            <w:tcW w:type="pct" w:w="22%"/>
+            <w:tcBorders>
+              <w:top w:val="single" w:color="999999" w:sz="4"/>
+              <w:left w:val="single" w:color="999999" w:sz="4"/>
+              <w:bottom w:val="single" w:color="999999" w:sz="4"/>
+              <w:right w:val="single" w:color="999999" w:sz="4"/>
+            </w:tcBorders>
+            <w:shd w:fill="E8E8E8" w:val="clear"/>
+          </w:tcPr>
+          <w:p>
+            <w:r>
+              <w:rPr>
+                <w:b w:val="0"/>
+              </w:rPr>
+              <w:t>NABH</w:t>
+            </w:r>
+          </w:p>
+        </w:tc>
+        <w:tc>
+          <w:tcPr>
+            <w:tcW w:type="pct" w:w="22%"/>
+            <w:tcBorders>
+              <w:top w:val="single" w:color="999999" w:sz="4"/>
+              <w:left w:val="single" w:color="999999" w:sz="4"/>
+              <w:bottom w:val="single" w:color="999999" w:sz="4"/>
+              <w:right w:val="single" w:color="999999" w:sz="4"/>
+            </w:tcBorders>
+            <w:shd w:fill="E8E8E8" w:val="clear"/>
+          </w:tcPr>
+          <w:p>
+            <w:r>
+              <w:rPr>
+                <w:b w:val="0"/>
+              </w:rPr>
+              <w:t>National Accreditation Board for Hospitals and Healthcare Providers</w:t>
+            </w:r>
+          </w:p>
+        </w:tc>
+      </w:tr>
+      <w:tr>
+        <w:tc>
+          <w:tcPr>
+            <w:tcW w:type="pct" w:w="22%"/>
+            <w:tcBorders>
+              <w:top w:val="single" w:color="999999" w:sz="4"/>
+              <w:left w:val="single" w:color="999999" w:sz="4"/>
+              <w:bottom w:val="single" w:color="999999" w:sz="4"/>
+              <w:right w:val="single" w:color="999999" w:sz="4"/>
+            </w:tcBorders>
+            <w:shd w:fill="E8E8E8" w:val="clear"/>
+          </w:tcPr>
+          <w:p>
+            <w:r>
+              <w:rPr>
+                <w:b w:val="0"/>
+              </w:rPr>
+              <w:t>OE</w:t>
+            </w:r>
+          </w:p>
+        </w:tc>
+        <w:tc>
+          <w:tcPr>
+            <w:tcW w:type="pct" w:w="22%"/>
+            <w:tcBorders>
+              <w:top w:val="single" w:color="999999" w:sz="4"/>
+              <w:left w:val="single" w:color="999999" w:sz="4"/>
+              <w:bottom w:val="single" w:color="999999" w:sz="4"/>
+              <w:right w:val="single" w:color="999999" w:sz="4"/>
+            </w:tcBorders>
+            <w:shd w:fill="E8E8E8" w:val="clear"/>
+          </w:tcPr>
+          <w:p>
+            <w:r>
+              <w:rPr>
+                <w:b w:val="0"/>
+              </w:rPr>
+              <w:t>objective element</w:t>
+            </w:r>
+          </w:p>
+        </w:tc>
+      </w:tr>
+      <w:tr>
+        <w:tc>
+          <w:tcPr>
+            <w:tcW w:type="pct" w:w="22%"/>
+            <w:tcBorders>
+              <w:top w:val="single" w:color="999999" w:sz="4"/>
+              <w:left w:val="single" w:color="999999" w:sz="4"/>
+              <w:bottom w:val="single" w:color="999999" w:sz="4"/>
+              <w:right w:val="single" w:color="999999" w:sz="4"/>
+            </w:tcBorders>
+            <w:shd w:fill="E8E8E8" w:val="clear"/>
+          </w:tcPr>
+          <w:p>
+            <w:r>
+              <w:rPr>
+                <w:b w:val="0"/>
+              </w:rPr>
+              <w:t>SHCO</w:t>
+            </w:r>
+          </w:p>
+        </w:tc>
+        <w:tc>
+          <w:tcPr>
+            <w:tcW w:type="pct" w:w="22%"/>
+            <w:tcBorders>
+              <w:top w:val="single" w:color="999999" w:sz="4"/>
+              <w:left w:val="single" w:color="999999" w:sz="4"/>
+              <w:bottom w:val="single" w:color="999999" w:sz="4"/>
+              <w:right w:val="single" w:color="999999" w:sz="4"/>
+            </w:tcBorders>
+            <w:shd w:fill="E8E8E8" w:val="clear"/>
+          </w:tcPr>
+          <w:p>
+            <w:r>
+              <w:rPr>
+                <w:b w:val="0"/>
+              </w:rPr>
+              <w:t>Standards for Small Healthcare Organisations</w:t>
+            </w:r>
+          </w:p>
+        </w:tc>
+      </w:tr>
+    </w:tbl>
     <w:p>
       <w:pPr>
         <w:pStyle w:val="Heading1"/>

--- a/policies/build/masters/MOM.2_v2_master.docx
+++ b/policies/build/masters/MOM.2_v2_master.docx
@@ -682,18 +682,6 @@
     </w:p>
     <w:p>
       <w:pPr>
-        <w:spacing w:after="140"/>
-      </w:pPr>
-      <w:r>
-        <w:rPr>
-          <w:sz w:val="22"/>
-          <w:szCs w:val="22"/>
-        </w:rPr>
-        <w:t xml:space="preserve">Words marked «like this» are defaults a small hospital can keep. A blank marked «________» has no sensible default. Fill it in before this document is signed.</w:t>
-      </w:r>
-    </w:p>
-    <w:p>
-      <w:pPr>
         <w:pStyle w:val="Heading1"/>
         <w:spacing w:after="120" w:before="280"/>
       </w:pPr>
@@ -723,69 +711,6 @@
           <w:szCs w:val="22"/>
         </w:rPr>
         <w:t xml:space="preserve">It covers MOM.2.a–f: clean and safe storage environment; inventory control; high-risk and look-alike sound-alike medications; storage of high-risk medications outside pharmacy; emergency medication list and uniform storage; and availability and replenishment.</w:t>
-      </w:r>
-    </w:p>
-    <w:p>
-      <w:pPr>
-        <w:spacing w:after="140"/>
-      </w:pPr>
-      <w:r>
-        <w:rPr>
-          <w:sz w:val="22"/>
-          <w:szCs w:val="22"/>
-        </w:rPr>
-        <w:t xml:space="preserve">Boundaries with other policies of «Hospital Name»:</w:t>
-      </w:r>
-    </w:p>
-    <w:p>
-      <w:pPr>
-        <w:pStyle w:val="ListParagraph"/>
-        <w:numPr>
-          <w:ilvl w:val="0"/>
-          <w:numId w:val="1"/>
-        </w:numPr>
-        <w:spacing w:after="60"/>
-      </w:pPr>
-      <w:r>
-        <w:rPr>
-          <w:sz w:val="22"/>
-          <w:szCs w:val="22"/>
-        </w:rPr>
-        <w:t xml:space="preserve">FMS owns the building environment (temperature control, ventilation, lighting). This policy owns medication-specific storage conditions (refrigerator temperature logs, light-sensitive storage, controlled-substance security).</w:t>
-      </w:r>
-    </w:p>
-    <w:p>
-      <w:pPr>
-        <w:pStyle w:val="ListParagraph"/>
-        <w:numPr>
-          <w:ilvl w:val="0"/>
-          <w:numId w:val="1"/>
-        </w:numPr>
-        <w:spacing w:after="60"/>
-      </w:pPr>
-      <w:r>
-        <w:rPr>
-          <w:sz w:val="22"/>
-          <w:szCs w:val="22"/>
-        </w:rPr>
-        <w:t xml:space="preserve">MOM.1 owns the formulary and committee governance. This policy owns how approved medications are stored.</w:t>
-      </w:r>
-    </w:p>
-    <w:p>
-      <w:pPr>
-        <w:pStyle w:val="ListParagraph"/>
-        <w:numPr>
-          <w:ilvl w:val="0"/>
-          <w:numId w:val="1"/>
-        </w:numPr>
-        <w:spacing w:after="60"/>
-      </w:pPr>
-      <w:r>
-        <w:rPr>
-          <w:sz w:val="22"/>
-          <w:szCs w:val="22"/>
-        </w:rPr>
-        <w:t xml:space="preserve">MOM.5 owns dispensing. MOM.6 owns administration.</w:t>
       </w:r>
     </w:p>
     <w:p>

--- a/policies/build/masters/MOM.2_v2_master.docx
+++ b/policies/build/masters/MOM.2_v2_master.docx
@@ -2382,6 +2382,448 @@
         <w:t xml:space="preserve">The Nursing Superintendent holds signed acknowledgements with the induction record.</w:t>
       </w:r>
     </w:p>
+    <w:p>
+      <w:pPr>
+        <w:pStyle w:val="Heading1"/>
+        <w:spacing w:after="120" w:before="280"/>
+      </w:pPr>
+      <w:r>
+        <w:t>10. Distribution</w:t>
+      </w:r>
+    </w:p>
+    <w:p>
+      <w:pPr>
+        <w:spacing w:after="140"/>
+      </w:pPr>
+      <w:r>
+        <w:rPr>
+          <w:sz w:val="22"/>
+          <w:szCs w:val="22"/>
+        </w:rPr>
+        <w:t xml:space="preserve">Official master copy: office of the Medical Superintendent, «Hospital Name», with the Pharmacy In-Charge and the Quality Coordinator.</w:t>
+      </w:r>
+    </w:p>
+    <w:p>
+      <w:pPr>
+        <w:spacing w:after="140"/>
+      </w:pPr>
+      <w:r>
+        <w:rPr>
+          <w:sz w:val="22"/>
+          <w:szCs w:val="22"/>
+        </w:rPr>
+        <w:t xml:space="preserve">Copies issued to: pharmacy; every in-patient ward; emergency room; operation theatre; ICU where it exists.</w:t>
+      </w:r>
+    </w:p>
+    <w:p>
+      <w:pPr>
+        <w:spacing w:after="140"/>
+      </w:pPr>
+      <w:r>
+        <w:rPr>
+          <w:sz w:val="22"/>
+          <w:szCs w:val="22"/>
+        </w:rPr>
+        <w:t xml:space="preserve">The current version is available to all staff at the «pharmacy counter policy file» and, if the hospital keeps an intranet, at «staff intranet / policies».</w:t>
+      </w:r>
+    </w:p>
+    <w:p>
+      <w:pPr>
+        <w:spacing w:after="140"/>
+      </w:pPr>
+      <w:r>
+        <w:rPr>
+          <w:sz w:val="22"/>
+          <w:szCs w:val="22"/>
+        </w:rPr>
+        <w:t xml:space="preserve">When a new version is issued, take old copies out of use.</w:t>
+      </w:r>
+    </w:p>
+    <w:p>
+      <w:pPr>
+        <w:pStyle w:val="Heading1"/>
+        <w:spacing w:after="120" w:before="280"/>
+      </w:pPr>
+      <w:r>
+        <w:t>11. Abbreviations</w:t>
+      </w:r>
+    </w:p>
+    <w:tbl>
+      <w:tblPr>
+        <w:tblW w:type="pct" w:w="100%"/>
+        <w:tblBorders>
+          <w:top w:val="single" w:color="auto" w:sz="4"/>
+          <w:left w:val="single" w:color="auto" w:sz="4"/>
+          <w:bottom w:val="single" w:color="auto" w:sz="4"/>
+          <w:right w:val="single" w:color="auto" w:sz="4"/>
+          <w:insideH w:val="single" w:color="auto" w:sz="4"/>
+          <w:insideV w:val="single" w:color="auto" w:sz="4"/>
+        </w:tblBorders>
+      </w:tblPr>
+      <w:tblGrid>
+        <w:gridCol w:w="100"/>
+        <w:gridCol w:w="100"/>
+      </w:tblGrid>
+      <w:tr>
+        <w:tc>
+          <w:tcPr>
+            <w:tcW w:type="pct" w:w="22%"/>
+            <w:tcBorders>
+              <w:top w:val="single" w:color="999999" w:sz="4"/>
+              <w:left w:val="single" w:color="999999" w:sz="4"/>
+              <w:bottom w:val="single" w:color="999999" w:sz="4"/>
+              <w:right w:val="single" w:color="999999" w:sz="4"/>
+            </w:tcBorders>
+            <w:shd w:fill="E8E8E8" w:val="clear"/>
+          </w:tcPr>
+          <w:p>
+            <w:r>
+              <w:rPr>
+                <w:b/>
+              </w:rPr>
+              <w:t>Abbreviation</w:t>
+            </w:r>
+          </w:p>
+        </w:tc>
+        <w:tc>
+          <w:tcPr>
+            <w:tcW w:type="pct" w:w="22%"/>
+            <w:tcBorders>
+              <w:top w:val="single" w:color="999999" w:sz="4"/>
+              <w:left w:val="single" w:color="999999" w:sz="4"/>
+              <w:bottom w:val="single" w:color="999999" w:sz="4"/>
+              <w:right w:val="single" w:color="999999" w:sz="4"/>
+            </w:tcBorders>
+            <w:shd w:fill="E8E8E8" w:val="clear"/>
+          </w:tcPr>
+          <w:p>
+            <w:r>
+              <w:rPr>
+                <w:b/>
+              </w:rPr>
+              <w:t>Meaning</w:t>
+            </w:r>
+          </w:p>
+        </w:tc>
+      </w:tr>
+      <w:tr>
+        <w:tc>
+          <w:tcPr>
+            <w:tcW w:type="pct" w:w="22%"/>
+            <w:tcBorders>
+              <w:top w:val="single" w:color="999999" w:sz="4"/>
+              <w:left w:val="single" w:color="999999" w:sz="4"/>
+              <w:bottom w:val="single" w:color="999999" w:sz="4"/>
+              <w:right w:val="single" w:color="999999" w:sz="4"/>
+            </w:tcBorders>
+            <w:shd w:fill="E8E8E8" w:val="clear"/>
+          </w:tcPr>
+          <w:p>
+            <w:r>
+              <w:rPr>
+                <w:b w:val="0"/>
+              </w:rPr>
+              <w:t>CAPA</w:t>
+            </w:r>
+          </w:p>
+        </w:tc>
+        <w:tc>
+          <w:tcPr>
+            <w:tcW w:type="pct" w:w="22%"/>
+            <w:tcBorders>
+              <w:top w:val="single" w:color="999999" w:sz="4"/>
+              <w:left w:val="single" w:color="999999" w:sz="4"/>
+              <w:bottom w:val="single" w:color="999999" w:sz="4"/>
+              <w:right w:val="single" w:color="999999" w:sz="4"/>
+            </w:tcBorders>
+            <w:shd w:fill="E8E8E8" w:val="clear"/>
+          </w:tcPr>
+          <w:p>
+            <w:r>
+              <w:rPr>
+                <w:b w:val="0"/>
+              </w:rPr>
+              <w:t>corrective and preventive action</w:t>
+            </w:r>
+          </w:p>
+        </w:tc>
+      </w:tr>
+      <w:tr>
+        <w:tc>
+          <w:tcPr>
+            <w:tcW w:type="pct" w:w="22%"/>
+            <w:tcBorders>
+              <w:top w:val="single" w:color="999999" w:sz="4"/>
+              <w:left w:val="single" w:color="999999" w:sz="4"/>
+              <w:bottom w:val="single" w:color="999999" w:sz="4"/>
+              <w:right w:val="single" w:color="999999" w:sz="4"/>
+            </w:tcBorders>
+            <w:shd w:fill="E8E8E8" w:val="clear"/>
+          </w:tcPr>
+          <w:p>
+            <w:r>
+              <w:rPr>
+                <w:b w:val="0"/>
+              </w:rPr>
+              <w:t>FEFO</w:t>
+            </w:r>
+          </w:p>
+        </w:tc>
+        <w:tc>
+          <w:tcPr>
+            <w:tcW w:type="pct" w:w="22%"/>
+            <w:tcBorders>
+              <w:top w:val="single" w:color="999999" w:sz="4"/>
+              <w:left w:val="single" w:color="999999" w:sz="4"/>
+              <w:bottom w:val="single" w:color="999999" w:sz="4"/>
+              <w:right w:val="single" w:color="999999" w:sz="4"/>
+            </w:tcBorders>
+            <w:shd w:fill="E8E8E8" w:val="clear"/>
+          </w:tcPr>
+          <w:p>
+            <w:r>
+              <w:rPr>
+                <w:b w:val="0"/>
+              </w:rPr>
+              <w:t>first expiry, first out</w:t>
+            </w:r>
+          </w:p>
+        </w:tc>
+      </w:tr>
+      <w:tr>
+        <w:tc>
+          <w:tcPr>
+            <w:tcW w:type="pct" w:w="22%"/>
+            <w:tcBorders>
+              <w:top w:val="single" w:color="999999" w:sz="4"/>
+              <w:left w:val="single" w:color="999999" w:sz="4"/>
+              <w:bottom w:val="single" w:color="999999" w:sz="4"/>
+              <w:right w:val="single" w:color="999999" w:sz="4"/>
+            </w:tcBorders>
+            <w:shd w:fill="E8E8E8" w:val="clear"/>
+          </w:tcPr>
+          <w:p>
+            <w:r>
+              <w:rPr>
+                <w:b w:val="0"/>
+              </w:rPr>
+              <w:t>LASA</w:t>
+            </w:r>
+          </w:p>
+        </w:tc>
+        <w:tc>
+          <w:tcPr>
+            <w:tcW w:type="pct" w:w="22%"/>
+            <w:tcBorders>
+              <w:top w:val="single" w:color="999999" w:sz="4"/>
+              <w:left w:val="single" w:color="999999" w:sz="4"/>
+              <w:bottom w:val="single" w:color="999999" w:sz="4"/>
+              <w:right w:val="single" w:color="999999" w:sz="4"/>
+            </w:tcBorders>
+            <w:shd w:fill="E8E8E8" w:val="clear"/>
+          </w:tcPr>
+          <w:p>
+            <w:r>
+              <w:rPr>
+                <w:b w:val="0"/>
+              </w:rPr>
+              <w:t>look-alike sound-alike</w:t>
+            </w:r>
+          </w:p>
+        </w:tc>
+      </w:tr>
+      <w:tr>
+        <w:tc>
+          <w:tcPr>
+            <w:tcW w:type="pct" w:w="22%"/>
+            <w:tcBorders>
+              <w:top w:val="single" w:color="999999" w:sz="4"/>
+              <w:left w:val="single" w:color="999999" w:sz="4"/>
+              <w:bottom w:val="single" w:color="999999" w:sz="4"/>
+              <w:right w:val="single" w:color="999999" w:sz="4"/>
+            </w:tcBorders>
+            <w:shd w:fill="E8E8E8" w:val="clear"/>
+          </w:tcPr>
+          <w:p>
+            <w:r>
+              <w:rPr>
+                <w:b w:val="0"/>
+              </w:rPr>
+              <w:t>MOM</w:t>
+            </w:r>
+          </w:p>
+        </w:tc>
+        <w:tc>
+          <w:tcPr>
+            <w:tcW w:type="pct" w:w="22%"/>
+            <w:tcBorders>
+              <w:top w:val="single" w:color="999999" w:sz="4"/>
+              <w:left w:val="single" w:color="999999" w:sz="4"/>
+              <w:bottom w:val="single" w:color="999999" w:sz="4"/>
+              <w:right w:val="single" w:color="999999" w:sz="4"/>
+            </w:tcBorders>
+            <w:shd w:fill="E8E8E8" w:val="clear"/>
+          </w:tcPr>
+          <w:p>
+            <w:r>
+              <w:rPr>
+                <w:b w:val="0"/>
+              </w:rPr>
+              <w:t>Management of Medication (NABH SHCO chapter 7)</w:t>
+            </w:r>
+          </w:p>
+        </w:tc>
+      </w:tr>
+      <w:tr>
+        <w:tc>
+          <w:tcPr>
+            <w:tcW w:type="pct" w:w="22%"/>
+            <w:tcBorders>
+              <w:top w:val="single" w:color="999999" w:sz="4"/>
+              <w:left w:val="single" w:color="999999" w:sz="4"/>
+              <w:bottom w:val="single" w:color="999999" w:sz="4"/>
+              <w:right w:val="single" w:color="999999" w:sz="4"/>
+            </w:tcBorders>
+            <w:shd w:fill="E8E8E8" w:val="clear"/>
+          </w:tcPr>
+          <w:p>
+            <w:r>
+              <w:rPr>
+                <w:b w:val="0"/>
+              </w:rPr>
+              <w:t>NABH</w:t>
+            </w:r>
+          </w:p>
+        </w:tc>
+        <w:tc>
+          <w:tcPr>
+            <w:tcW w:type="pct" w:w="22%"/>
+            <w:tcBorders>
+              <w:top w:val="single" w:color="999999" w:sz="4"/>
+              <w:left w:val="single" w:color="999999" w:sz="4"/>
+              <w:bottom w:val="single" w:color="999999" w:sz="4"/>
+              <w:right w:val="single" w:color="999999" w:sz="4"/>
+            </w:tcBorders>
+            <w:shd w:fill="E8E8E8" w:val="clear"/>
+          </w:tcPr>
+          <w:p>
+            <w:r>
+              <w:rPr>
+                <w:b w:val="0"/>
+              </w:rPr>
+              <w:t>National Accreditation Board for Hospitals and Healthcare Providers</w:t>
+            </w:r>
+          </w:p>
+        </w:tc>
+      </w:tr>
+      <w:tr>
+        <w:tc>
+          <w:tcPr>
+            <w:tcW w:type="pct" w:w="22%"/>
+            <w:tcBorders>
+              <w:top w:val="single" w:color="999999" w:sz="4"/>
+              <w:left w:val="single" w:color="999999" w:sz="4"/>
+              <w:bottom w:val="single" w:color="999999" w:sz="4"/>
+              <w:right w:val="single" w:color="999999" w:sz="4"/>
+            </w:tcBorders>
+            <w:shd w:fill="E8E8E8" w:val="clear"/>
+          </w:tcPr>
+          <w:p>
+            <w:r>
+              <w:rPr>
+                <w:b w:val="0"/>
+              </w:rPr>
+              <w:t>OE</w:t>
+            </w:r>
+          </w:p>
+        </w:tc>
+        <w:tc>
+          <w:tcPr>
+            <w:tcW w:type="pct" w:w="22%"/>
+            <w:tcBorders>
+              <w:top w:val="single" w:color="999999" w:sz="4"/>
+              <w:left w:val="single" w:color="999999" w:sz="4"/>
+              <w:bottom w:val="single" w:color="999999" w:sz="4"/>
+              <w:right w:val="single" w:color="999999" w:sz="4"/>
+            </w:tcBorders>
+            <w:shd w:fill="E8E8E8" w:val="clear"/>
+          </w:tcPr>
+          <w:p>
+            <w:r>
+              <w:rPr>
+                <w:b w:val="0"/>
+              </w:rPr>
+              <w:t>objective element</w:t>
+            </w:r>
+          </w:p>
+        </w:tc>
+      </w:tr>
+      <w:tr>
+        <w:tc>
+          <w:tcPr>
+            <w:tcW w:type="pct" w:w="22%"/>
+            <w:tcBorders>
+              <w:top w:val="single" w:color="999999" w:sz="4"/>
+              <w:left w:val="single" w:color="999999" w:sz="4"/>
+              <w:bottom w:val="single" w:color="999999" w:sz="4"/>
+              <w:right w:val="single" w:color="999999" w:sz="4"/>
+            </w:tcBorders>
+            <w:shd w:fill="E8E8E8" w:val="clear"/>
+          </w:tcPr>
+          <w:p>
+            <w:r>
+              <w:rPr>
+                <w:b w:val="0"/>
+              </w:rPr>
+              <w:t>SHCO</w:t>
+            </w:r>
+          </w:p>
+        </w:tc>
+        <w:tc>
+          <w:tcPr>
+            <w:tcW w:type="pct" w:w="22%"/>
+            <w:tcBorders>
+              <w:top w:val="single" w:color="999999" w:sz="4"/>
+              <w:left w:val="single" w:color="999999" w:sz="4"/>
+              <w:bottom w:val="single" w:color="999999" w:sz="4"/>
+              <w:right w:val="single" w:color="999999" w:sz="4"/>
+            </w:tcBorders>
+            <w:shd w:fill="E8E8E8" w:val="clear"/>
+          </w:tcPr>
+          <w:p>
+            <w:r>
+              <w:rPr>
+                <w:b w:val="0"/>
+              </w:rPr>
+              <w:t>Standards for Small Healthcare Organisations</w:t>
+            </w:r>
+          </w:p>
+        </w:tc>
+      </w:tr>
+    </w:tbl>
+    <w:p>
+      <w:pPr>
+        <w:pStyle w:val="Heading1"/>
+        <w:spacing w:after="120" w:before="280"/>
+      </w:pPr>
+      <w:r>
+        <w:t>12. Traceability to NABH SHCO 3rd Edition MOM.2</w:t>
+      </w:r>
+    </w:p>
+    <w:p>
+      <w:pPr>
+        <w:spacing w:after="120"/>
+      </w:pPr>
+      <w:r>
+        <w:rPr>
+          <w:i/>
+          <w:iCs/>
+          <w:sz w:val="20"/>
+          <w:szCs w:val="20"/>
+        </w:rPr>
+        <w:t xml:space="preserve">This table is an index. It is not how the policy is organised.</w:t>
+      </w:r>
+    </w:p>
     <w:tbl>
       <w:tblPr>
         <w:tblW w:type="pct" w:w="100%"/>
@@ -3152,448 +3594,6 @@
         </w:tc>
       </w:tr>
     </w:tbl>
-    <w:p>
-      <w:pPr>
-        <w:pStyle w:val="Heading1"/>
-        <w:spacing w:after="120" w:before="280"/>
-      </w:pPr>
-      <w:r>
-        <w:t>10. Distribution</w:t>
-      </w:r>
-    </w:p>
-    <w:p>
-      <w:pPr>
-        <w:spacing w:after="140"/>
-      </w:pPr>
-      <w:r>
-        <w:rPr>
-          <w:sz w:val="22"/>
-          <w:szCs w:val="22"/>
-        </w:rPr>
-        <w:t xml:space="preserve">Official master copy: office of the Medical Superintendent, «Hospital Name», with the Pharmacy In-Charge and the Quality Coordinator.</w:t>
-      </w:r>
-    </w:p>
-    <w:p>
-      <w:pPr>
-        <w:spacing w:after="140"/>
-      </w:pPr>
-      <w:r>
-        <w:rPr>
-          <w:sz w:val="22"/>
-          <w:szCs w:val="22"/>
-        </w:rPr>
-        <w:t xml:space="preserve">Copies issued to: pharmacy; every in-patient ward; emergency room; operation theatre; ICU where it exists.</w:t>
-      </w:r>
-    </w:p>
-    <w:p>
-      <w:pPr>
-        <w:spacing w:after="140"/>
-      </w:pPr>
-      <w:r>
-        <w:rPr>
-          <w:sz w:val="22"/>
-          <w:szCs w:val="22"/>
-        </w:rPr>
-        <w:t xml:space="preserve">The current version is available to all staff at the «pharmacy counter policy file» and, if the hospital keeps an intranet, at «staff intranet / policies».</w:t>
-      </w:r>
-    </w:p>
-    <w:p>
-      <w:pPr>
-        <w:spacing w:after="140"/>
-      </w:pPr>
-      <w:r>
-        <w:rPr>
-          <w:sz w:val="22"/>
-          <w:szCs w:val="22"/>
-        </w:rPr>
-        <w:t xml:space="preserve">When a new version is issued, take old copies out of use.</w:t>
-      </w:r>
-    </w:p>
-    <w:p>
-      <w:pPr>
-        <w:pStyle w:val="Heading1"/>
-        <w:spacing w:after="120" w:before="280"/>
-      </w:pPr>
-      <w:r>
-        <w:t>11. Abbreviations</w:t>
-      </w:r>
-    </w:p>
-    <w:tbl>
-      <w:tblPr>
-        <w:tblW w:type="pct" w:w="100%"/>
-        <w:tblBorders>
-          <w:top w:val="single" w:color="auto" w:sz="4"/>
-          <w:left w:val="single" w:color="auto" w:sz="4"/>
-          <w:bottom w:val="single" w:color="auto" w:sz="4"/>
-          <w:right w:val="single" w:color="auto" w:sz="4"/>
-          <w:insideH w:val="single" w:color="auto" w:sz="4"/>
-          <w:insideV w:val="single" w:color="auto" w:sz="4"/>
-        </w:tblBorders>
-      </w:tblPr>
-      <w:tblGrid>
-        <w:gridCol w:w="100"/>
-        <w:gridCol w:w="100"/>
-      </w:tblGrid>
-      <w:tr>
-        <w:tc>
-          <w:tcPr>
-            <w:tcW w:type="pct" w:w="22%"/>
-            <w:tcBorders>
-              <w:top w:val="single" w:color="999999" w:sz="4"/>
-              <w:left w:val="single" w:color="999999" w:sz="4"/>
-              <w:bottom w:val="single" w:color="999999" w:sz="4"/>
-              <w:right w:val="single" w:color="999999" w:sz="4"/>
-            </w:tcBorders>
-            <w:shd w:fill="E8E8E8" w:val="clear"/>
-          </w:tcPr>
-          <w:p>
-            <w:r>
-              <w:rPr>
-                <w:b/>
-              </w:rPr>
-              <w:t>Abbreviation</w:t>
-            </w:r>
-          </w:p>
-        </w:tc>
-        <w:tc>
-          <w:tcPr>
-            <w:tcW w:type="pct" w:w="22%"/>
-            <w:tcBorders>
-              <w:top w:val="single" w:color="999999" w:sz="4"/>
-              <w:left w:val="single" w:color="999999" w:sz="4"/>
-              <w:bottom w:val="single" w:color="999999" w:sz="4"/>
-              <w:right w:val="single" w:color="999999" w:sz="4"/>
-            </w:tcBorders>
-            <w:shd w:fill="E8E8E8" w:val="clear"/>
-          </w:tcPr>
-          <w:p>
-            <w:r>
-              <w:rPr>
-                <w:b/>
-              </w:rPr>
-              <w:t>Meaning</w:t>
-            </w:r>
-          </w:p>
-        </w:tc>
-      </w:tr>
-      <w:tr>
-        <w:tc>
-          <w:tcPr>
-            <w:tcW w:type="pct" w:w="22%"/>
-            <w:tcBorders>
-              <w:top w:val="single" w:color="999999" w:sz="4"/>
-              <w:left w:val="single" w:color="999999" w:sz="4"/>
-              <w:bottom w:val="single" w:color="999999" w:sz="4"/>
-              <w:right w:val="single" w:color="999999" w:sz="4"/>
-            </w:tcBorders>
-            <w:shd w:fill="E8E8E8" w:val="clear"/>
-          </w:tcPr>
-          <w:p>
-            <w:r>
-              <w:rPr>
-                <w:b w:val="0"/>
-              </w:rPr>
-              <w:t>CAPA</w:t>
-            </w:r>
-          </w:p>
-        </w:tc>
-        <w:tc>
-          <w:tcPr>
-            <w:tcW w:type="pct" w:w="22%"/>
-            <w:tcBorders>
-              <w:top w:val="single" w:color="999999" w:sz="4"/>
-              <w:left w:val="single" w:color="999999" w:sz="4"/>
-              <w:bottom w:val="single" w:color="999999" w:sz="4"/>
-              <w:right w:val="single" w:color="999999" w:sz="4"/>
-            </w:tcBorders>
-            <w:shd w:fill="E8E8E8" w:val="clear"/>
-          </w:tcPr>
-          <w:p>
-            <w:r>
-              <w:rPr>
-                <w:b w:val="0"/>
-              </w:rPr>
-              <w:t>corrective and preventive action</w:t>
-            </w:r>
-          </w:p>
-        </w:tc>
-      </w:tr>
-      <w:tr>
-        <w:tc>
-          <w:tcPr>
-            <w:tcW w:type="pct" w:w="22%"/>
-            <w:tcBorders>
-              <w:top w:val="single" w:color="999999" w:sz="4"/>
-              <w:left w:val="single" w:color="999999" w:sz="4"/>
-              <w:bottom w:val="single" w:color="999999" w:sz="4"/>
-              <w:right w:val="single" w:color="999999" w:sz="4"/>
-            </w:tcBorders>
-            <w:shd w:fill="E8E8E8" w:val="clear"/>
-          </w:tcPr>
-          <w:p>
-            <w:r>
-              <w:rPr>
-                <w:b w:val="0"/>
-              </w:rPr>
-              <w:t>FEFO</w:t>
-            </w:r>
-          </w:p>
-        </w:tc>
-        <w:tc>
-          <w:tcPr>
-            <w:tcW w:type="pct" w:w="22%"/>
-            <w:tcBorders>
-              <w:top w:val="single" w:color="999999" w:sz="4"/>
-              <w:left w:val="single" w:color="999999" w:sz="4"/>
-              <w:bottom w:val="single" w:color="999999" w:sz="4"/>
-              <w:right w:val="single" w:color="999999" w:sz="4"/>
-            </w:tcBorders>
-            <w:shd w:fill="E8E8E8" w:val="clear"/>
-          </w:tcPr>
-          <w:p>
-            <w:r>
-              <w:rPr>
-                <w:b w:val="0"/>
-              </w:rPr>
-              <w:t>first expiry, first out</w:t>
-            </w:r>
-          </w:p>
-        </w:tc>
-      </w:tr>
-      <w:tr>
-        <w:tc>
-          <w:tcPr>
-            <w:tcW w:type="pct" w:w="22%"/>
-            <w:tcBorders>
-              <w:top w:val="single" w:color="999999" w:sz="4"/>
-              <w:left w:val="single" w:color="999999" w:sz="4"/>
-              <w:bottom w:val="single" w:color="999999" w:sz="4"/>
-              <w:right w:val="single" w:color="999999" w:sz="4"/>
-            </w:tcBorders>
-            <w:shd w:fill="E8E8E8" w:val="clear"/>
-          </w:tcPr>
-          <w:p>
-            <w:r>
-              <w:rPr>
-                <w:b w:val="0"/>
-              </w:rPr>
-              <w:t>LASA</w:t>
-            </w:r>
-          </w:p>
-        </w:tc>
-        <w:tc>
-          <w:tcPr>
-            <w:tcW w:type="pct" w:w="22%"/>
-            <w:tcBorders>
-              <w:top w:val="single" w:color="999999" w:sz="4"/>
-              <w:left w:val="single" w:color="999999" w:sz="4"/>
-              <w:bottom w:val="single" w:color="999999" w:sz="4"/>
-              <w:right w:val="single" w:color="999999" w:sz="4"/>
-            </w:tcBorders>
-            <w:shd w:fill="E8E8E8" w:val="clear"/>
-          </w:tcPr>
-          <w:p>
-            <w:r>
-              <w:rPr>
-                <w:b w:val="0"/>
-              </w:rPr>
-              <w:t>look-alike sound-alike</w:t>
-            </w:r>
-          </w:p>
-        </w:tc>
-      </w:tr>
-      <w:tr>
-        <w:tc>
-          <w:tcPr>
-            <w:tcW w:type="pct" w:w="22%"/>
-            <w:tcBorders>
-              <w:top w:val="single" w:color="999999" w:sz="4"/>
-              <w:left w:val="single" w:color="999999" w:sz="4"/>
-              <w:bottom w:val="single" w:color="999999" w:sz="4"/>
-              <w:right w:val="single" w:color="999999" w:sz="4"/>
-            </w:tcBorders>
-            <w:shd w:fill="E8E8E8" w:val="clear"/>
-          </w:tcPr>
-          <w:p>
-            <w:r>
-              <w:rPr>
-                <w:b w:val="0"/>
-              </w:rPr>
-              <w:t>MOM</w:t>
-            </w:r>
-          </w:p>
-        </w:tc>
-        <w:tc>
-          <w:tcPr>
-            <w:tcW w:type="pct" w:w="22%"/>
-            <w:tcBorders>
-              <w:top w:val="single" w:color="999999" w:sz="4"/>
-              <w:left w:val="single" w:color="999999" w:sz="4"/>
-              <w:bottom w:val="single" w:color="999999" w:sz="4"/>
-              <w:right w:val="single" w:color="999999" w:sz="4"/>
-            </w:tcBorders>
-            <w:shd w:fill="E8E8E8" w:val="clear"/>
-          </w:tcPr>
-          <w:p>
-            <w:r>
-              <w:rPr>
-                <w:b w:val="0"/>
-              </w:rPr>
-              <w:t>Management of Medication (NABH SHCO chapter 7)</w:t>
-            </w:r>
-          </w:p>
-        </w:tc>
-      </w:tr>
-      <w:tr>
-        <w:tc>
-          <w:tcPr>
-            <w:tcW w:type="pct" w:w="22%"/>
-            <w:tcBorders>
-              <w:top w:val="single" w:color="999999" w:sz="4"/>
-              <w:left w:val="single" w:color="999999" w:sz="4"/>
-              <w:bottom w:val="single" w:color="999999" w:sz="4"/>
-              <w:right w:val="single" w:color="999999" w:sz="4"/>
-            </w:tcBorders>
-            <w:shd w:fill="E8E8E8" w:val="clear"/>
-          </w:tcPr>
-          <w:p>
-            <w:r>
-              <w:rPr>
-                <w:b w:val="0"/>
-              </w:rPr>
-              <w:t>NABH</w:t>
-            </w:r>
-          </w:p>
-        </w:tc>
-        <w:tc>
-          <w:tcPr>
-            <w:tcW w:type="pct" w:w="22%"/>
-            <w:tcBorders>
-              <w:top w:val="single" w:color="999999" w:sz="4"/>
-              <w:left w:val="single" w:color="999999" w:sz="4"/>
-              <w:bottom w:val="single" w:color="999999" w:sz="4"/>
-              <w:right w:val="single" w:color="999999" w:sz="4"/>
-            </w:tcBorders>
-            <w:shd w:fill="E8E8E8" w:val="clear"/>
-          </w:tcPr>
-          <w:p>
-            <w:r>
-              <w:rPr>
-                <w:b w:val="0"/>
-              </w:rPr>
-              <w:t>National Accreditation Board for Hospitals and Healthcare Providers</w:t>
-            </w:r>
-          </w:p>
-        </w:tc>
-      </w:tr>
-      <w:tr>
-        <w:tc>
-          <w:tcPr>
-            <w:tcW w:type="pct" w:w="22%"/>
-            <w:tcBorders>
-              <w:top w:val="single" w:color="999999" w:sz="4"/>
-              <w:left w:val="single" w:color="999999" w:sz="4"/>
-              <w:bottom w:val="single" w:color="999999" w:sz="4"/>
-              <w:right w:val="single" w:color="999999" w:sz="4"/>
-            </w:tcBorders>
-            <w:shd w:fill="E8E8E8" w:val="clear"/>
-          </w:tcPr>
-          <w:p>
-            <w:r>
-              <w:rPr>
-                <w:b w:val="0"/>
-              </w:rPr>
-              <w:t>OE</w:t>
-            </w:r>
-          </w:p>
-        </w:tc>
-        <w:tc>
-          <w:tcPr>
-            <w:tcW w:type="pct" w:w="22%"/>
-            <w:tcBorders>
-              <w:top w:val="single" w:color="999999" w:sz="4"/>
-              <w:left w:val="single" w:color="999999" w:sz="4"/>
-              <w:bottom w:val="single" w:color="999999" w:sz="4"/>
-              <w:right w:val="single" w:color="999999" w:sz="4"/>
-            </w:tcBorders>
-            <w:shd w:fill="E8E8E8" w:val="clear"/>
-          </w:tcPr>
-          <w:p>
-            <w:r>
-              <w:rPr>
-                <w:b w:val="0"/>
-              </w:rPr>
-              <w:t>objective element</w:t>
-            </w:r>
-          </w:p>
-        </w:tc>
-      </w:tr>
-      <w:tr>
-        <w:tc>
-          <w:tcPr>
-            <w:tcW w:type="pct" w:w="22%"/>
-            <w:tcBorders>
-              <w:top w:val="single" w:color="999999" w:sz="4"/>
-              <w:left w:val="single" w:color="999999" w:sz="4"/>
-              <w:bottom w:val="single" w:color="999999" w:sz="4"/>
-              <w:right w:val="single" w:color="999999" w:sz="4"/>
-            </w:tcBorders>
-            <w:shd w:fill="E8E8E8" w:val="clear"/>
-          </w:tcPr>
-          <w:p>
-            <w:r>
-              <w:rPr>
-                <w:b w:val="0"/>
-              </w:rPr>
-              <w:t>SHCO</w:t>
-            </w:r>
-          </w:p>
-        </w:tc>
-        <w:tc>
-          <w:tcPr>
-            <w:tcW w:type="pct" w:w="22%"/>
-            <w:tcBorders>
-              <w:top w:val="single" w:color="999999" w:sz="4"/>
-              <w:left w:val="single" w:color="999999" w:sz="4"/>
-              <w:bottom w:val="single" w:color="999999" w:sz="4"/>
-              <w:right w:val="single" w:color="999999" w:sz="4"/>
-            </w:tcBorders>
-            <w:shd w:fill="E8E8E8" w:val="clear"/>
-          </w:tcPr>
-          <w:p>
-            <w:r>
-              <w:rPr>
-                <w:b w:val="0"/>
-              </w:rPr>
-              <w:t>Standards for Small Healthcare Organisations</w:t>
-            </w:r>
-          </w:p>
-        </w:tc>
-      </w:tr>
-    </w:tbl>
-    <w:p>
-      <w:pPr>
-        <w:pStyle w:val="Heading1"/>
-        <w:spacing w:after="120" w:before="280"/>
-      </w:pPr>
-      <w:r>
-        <w:t>12. Traceability to NABH SHCO 3rd Edition MOM.2</w:t>
-      </w:r>
-    </w:p>
-    <w:p>
-      <w:pPr>
-        <w:spacing w:after="120"/>
-      </w:pPr>
-      <w:r>
-        <w:rPr>
-          <w:i/>
-          <w:iCs/>
-          <w:sz w:val="20"/>
-          <w:szCs w:val="20"/>
-        </w:rPr>
-        <w:t xml:space="preserve">This table is an index. It is not how the policy is organised.</w:t>
-      </w:r>
-    </w:p>
     <w:p>
       <w:pPr>
         <w:pStyle w:val="Heading1"/>

--- a/policies/build/masters/MOM.2_v2_master.docx
+++ b/policies/build/masters/MOM.2_v2_master.docx
@@ -677,7 +677,7 @@
           <w:sz w:val="22"/>
           <w:szCs w:val="22"/>
         </w:rPr>
-        <w:t xml:space="preserve">It covers MOM.2.a–f. Medication storage environment boundaries with FMS (facilities) are noted: FMS owns the building environment; this policy owns the medication-specific storage conditions.</w:t>
+        <w:t>It covers six elements. Medication storage environment boundaries with the facilities-management policy are noted: that policy owns the building environment; this policy owns the medication-specific storage conditions.</w:t>
       </w:r>
     </w:p>
     <w:p>
@@ -710,7 +710,7 @@
           <w:sz w:val="22"/>
           <w:szCs w:val="22"/>
         </w:rPr>
-        <w:t xml:space="preserve">It covers MOM.2.a–f: clean and safe storage environment; inventory control; high-risk and look-alike sound-alike medications; storage of high-risk medications outside pharmacy; emergency medication list and uniform storage; and availability and replenishment.</w:t>
+        <w:t>It covers six elements: clean and safe storage environment; inventory control; high-risk and look-alike sound-alike medications; storage of high-risk medications outside pharmacy; emergency medication list and uniform storage; and availability and replenishment.</w:t>
       </w:r>
     </w:p>
     <w:p>
@@ -848,7 +848,7 @@
           <w:sz w:val="22"/>
           <w:szCs w:val="22"/>
         </w:rPr>
-        <w:t xml:space="preserve">6. Controlled substances (narcotics, psychotropic) are stored in a double-locked cupboard with a register; detailed requirements are in MOM.8.</w:t>
+        <w:t>6. Controlled substances (narcotics, psychotropic) are stored in a double-locked cupboard with a register; detailed requirements are in the controlled-substances policy.</w:t>
       </w:r>
     </w:p>
     <w:p>
@@ -959,7 +959,7 @@
           <w:sz w:val="22"/>
           <w:szCs w:val="22"/>
         </w:rPr>
-        <w:t xml:space="preserve">Near-expiry medications (within «three months» of expiry) are flagged with a near-expiry sticker and moved to the dispensing front. Near-expiry handling details are in MOM.5.c.</w:t>
+        <w:t>Near-expiry medications (within «three months» of expiry) are flagged with a near-expiry sticker and moved to the dispensing front. Near-expiry handling details are in the dispensing policy.</w:t>
       </w:r>
     </w:p>
     <w:p>
@@ -1139,7 +1139,7 @@
           <w:sz w:val="22"/>
           <w:szCs w:val="22"/>
         </w:rPr>
-        <w:t xml:space="preserve">When an emergency medication is used, the ward nurse requests replacement from the pharmacy immediately. The Pharmacy In-Charge replenishes within «one hour during pharmacy hours; within two hours via the after-hours procedure (MOM.1.d)». A delay beyond that limit triggers an incident report.</w:t>
+        <w:t>When an emergency medication is used, the ward nurse requests replacement from the pharmacy immediately. The Pharmacy In-Charge replenishes within «one hour during pharmacy hours; within two hours via the after-hours procedure». A delay beyond that limit triggers an incident report.</w:t>
       </w:r>
     </w:p>
     <w:p>

--- a/policies/build/masters/MOM.2_v2_master.docx
+++ b/policies/build/masters/MOM.2_v2_master.docx
@@ -4017,8 +4017,23 @@
           <w:sz w:val="22"/>
           <w:szCs w:val="22"/>
         </w:rPr>
-        <w:t xml:space="preserve">National Accreditation Board for Hospitals and Healthcare Providers (NABH), Standards for Small Healthcare Organisations, 3rd Edition — Management of Medication chapter, standard MOM.2.</w:t>
-      </w:r>
+      </w:r>
+      <w:r>
+        <w:rPr>
+          <w:sz w:val="22"/>
+        </w:rPr>
+        <w:t xml:space="preserve">National Accreditation Board for Hospitals &amp; Healthcare Providers. (2022). Standards for small healthcare organisations (3rd ed.) — Management of Medication chapter, standard MOM.2. </w:t>
+      </w:r>
+      <w:hyperlink r:id="rId9">
+        <w:r>
+          <w:rPr>
+            <w:rStyle w:val="Hyperlink"/>
+            <w:sz w:val="22"/>
+            <w:szCs w:val="22"/>
+          </w:rPr>
+          <w:t>https://nabh.co/programmes/small-healthcare-organisation-shco-accreditation-programme/</w:t>
+        </w:r>
+      </w:hyperlink>
     </w:p>
     <w:p>
       <w:pPr>
